--- a/pano/aoy/word/aoy-5-sinif-haziran-etkinlik-karti.docx
+++ b/pano/aoy/word/aoy-5-sinif-haziran-etkinlik-karti.docx
@@ -547,6 +547,34 @@
     </w:p>
     <w:p>
       <w:pPr>
+        <w:spacing w:after="20"/>
+      </w:pPr>
+      <w:r>
+        <w:rPr>
+          <w:b/>
+          <w:i w:val="0"/>
+          <w:color w:val="000000"/>
+          <w:sz w:val="23"/>
+        </w:rPr>
+        <w:t>HAZIR MATERYALLER</w:t>
+      </w:r>
+    </w:p>
+    <w:p>
+      <w:pPr>
+        <w:spacing w:after="40"/>
+      </w:pPr>
+      <w:r>
+        <w:rPr>
+          <w:b w:val="0"/>
+          <w:i/>
+          <w:color w:val="000000"/>
+          <w:sz w:val="21"/>
+        </w:rPr>
+        <w:t>Bu etkinlikte kullanılacak basılı materyaller (Hazır Materyal Seti’nden) bu dosyanın sonundadır.</w:t>
+      </w:r>
+    </w:p>
+    <w:p>
+      <w:pPr>
         <w:spacing w:after="0"/>
       </w:pPr>
       <w:r>
@@ -557,6 +585,48 @@
           <w:sz w:val="16"/>
         </w:rPr>
         <w:t>Kaynak: Ailemle Okul Yolu Programı – Ortaokul 5. Sınıf (TEGM, 2026), s.56-57. Etkinlik metni programdan aynen alınmıştır.</w:t>
+      </w:r>
+      <w:r>
+        <w:br w:type="page"/>
+      </w:r>
+    </w:p>
+    <w:p>
+      <w:pPr>
+        <w:spacing w:after="0"/>
+      </w:pPr>
+      <w:r>
+        <w:drawing>
+          <wp:inline xmlns:a="http://schemas.openxmlformats.org/drawingml/2006/main" xmlns:pic="http://schemas.openxmlformats.org/drawingml/2006/picture">
+            <wp:extent cx="6666272" cy="9432000"/>
+            <wp:docPr id="1" name="Picture 1"/>
+            <wp:cNvGraphicFramePr>
+              <a:graphicFrameLocks noChangeAspect="1"/>
+            </wp:cNvGraphicFramePr>
+            <a:graphic>
+              <a:graphicData uri="http://schemas.openxmlformats.org/drawingml/2006/picture">
+                <pic:pic>
+                  <pic:nvPicPr>
+                    <pic:cNvPr id="0" name="image.jpg"/>
+                    <pic:cNvPicPr/>
+                  </pic:nvPicPr>
+                  <pic:blipFill>
+                    <a:blip r:embed="rId9"/>
+                    <a:stretch>
+                      <a:fillRect/>
+                    </a:stretch>
+                  </pic:blipFill>
+                  <pic:spPr>
+                    <a:xfrm>
+                      <a:off x="0" y="0"/>
+                      <a:ext cx="6666272" cy="9432000"/>
+                    </a:xfrm>
+                    <a:prstGeom prst="rect"/>
+                  </pic:spPr>
+                </pic:pic>
+              </a:graphicData>
+            </a:graphic>
+          </wp:inline>
+        </w:drawing>
       </w:r>
     </w:p>
     <w:sectPr>
